--- a/App/src/addin/Editor/htmlreport2.docx
+++ b/App/src/addin/Editor/htmlreport2.docx
@@ -1327,7 +1327,7 @@
 
 <file path=customXML/item2.xml>��< ? x m l   v e r s i o n = " 1 . 0 "   e n c o d i n g = " u t f - 1 6 " ? >   
- < N a v W o r d R e p o r t X m l P a r t   x m l n s = " u r n : m i c r o s o f t - d y n a m i c s - n a v / r e p o r t s / l b t _ c l _ h t m l r e p o r t / 5 2 7 2 7 3 2 / " > + < N a v W o r d R e p o r t X m l P a r t   x m l n s = " u r n : m i c r o s o f t - d y n a m i c s - n a v / r e p o r t s / l b t _ c l _ h t m l r e p o r t / 5 0 7 3 2 / " >   
      < i n t e g e r >   

--- a/App/src/addin/Editor/htmlreport2.docx
+++ b/App/src/addin/Editor/htmlreport2.docx
@@ -1329,11 +1329,11 @@
  
  < N a v W o r d R e p o r t X m l P a r t   x m l n s = " u r n : m i c r o s o f t - d y n a m i c s - n a v / r e p o r t s / l b t _ c l _ h t m l r e p o r t / 5 2 7 2 7 3 2 / " >   
-     < i n t e g e r > +     < I n t e g e r >   
          < h t m l t e x t > h t m l t e x t < / h t m l t e x t >   
-     < / i n t e g e r > +     < / I n t e g e r >   
  < / N a v W o r d R e p o r t X m l P a r t > 
 </file>
--- a/App/src/addin/Editor/htmlreport2.docx
+++ b/App/src/addin/Editor/htmlreport2.docx
@@ -1327,7 +1327,7 @@
 
 <file path=customXML/item2.xml>��< ? x m l   v e r s i o n = " 1 . 0 "   e n c o d i n g = " u t f - 1 6 " ? >   
- < N a v W o r d R e p o r t X m l P a r t   x m l n s = " u r n : m i c r o s o f t - d y n a m i c s - n a v / r e p o r t s / l b t _ c l _ h t m l r e p o r t / 5 2 7 2 7 3 2 / " > + < N a v W o r d R e p o r t X m l P a r t   x m l n s = " u r n : m i c r o s o f t - d y n a m i c s - n a v / r e p o r t s / l b t _ c l _ h t m l r e p o r t / 5 0 7 3 2 / " >   
      < I n t e g e r >   
